--- a/Ciclo2/docs/sem4/DieselMaps_Plan_Implementacion.docx
+++ b/Ciclo2/docs/sem4/DieselMaps_Plan_Implementacion.docx
@@ -2522,7 +2522,7 @@
                 <w:sz w:val="20"/>
                 <w:szCs w:val="20"/>
               </w:rPr>
-              <w:t>Analista</w:t>
+              <w:t>Lideres desarrollo y arquitectura</w:t>
             </w:r>
           </w:p>
         </w:tc>
@@ -2593,6 +2593,7 @@
                 <w:sz w:val="20"/>
                 <w:szCs w:val="20"/>
               </w:rPr>
+              <w:lastRenderedPageBreak/>
               <w:t>Modelo de base de datos</w:t>
             </w:r>
           </w:p>
@@ -2679,7 +2680,7 @@
                 <w:sz w:val="20"/>
                 <w:szCs w:val="20"/>
               </w:rPr>
-              <w:t>Arquitecto</w:t>
+              <w:t>Lideres desarrollo y arquitectura</w:t>
             </w:r>
           </w:p>
         </w:tc>
@@ -2750,7 +2751,6 @@
                 <w:sz w:val="20"/>
                 <w:szCs w:val="20"/>
               </w:rPr>
-              <w:lastRenderedPageBreak/>
               <w:t>Especificación de API REST</w:t>
             </w:r>
           </w:p>
@@ -2851,17 +2851,8 @@
                 <w:sz w:val="20"/>
                 <w:szCs w:val="20"/>
               </w:rPr>
-              <w:t xml:space="preserve">Arquitecto </w:t>
-            </w:r>
-            <w:proofErr w:type="spellStart"/>
-            <w:r>
-              <w:rPr>
-                <w:sz w:val="20"/>
-                <w:szCs w:val="20"/>
-              </w:rPr>
-              <w:t>backend</w:t>
-            </w:r>
-            <w:proofErr w:type="spellEnd"/>
+              <w:t>Lideres desarrollo y arquitectura</w:t>
+            </w:r>
           </w:p>
         </w:tc>
         <w:tc>
@@ -3010,7 +3001,7 @@
                 <w:sz w:val="20"/>
                 <w:szCs w:val="20"/>
               </w:rPr>
-              <w:t>Diseñador UX</w:t>
+              <w:t>Lideres desarrollo y arquitectura</w:t>
             </w:r>
           </w:p>
         </w:tc>
@@ -3190,7 +3181,7 @@
                 <w:sz w:val="20"/>
                 <w:szCs w:val="20"/>
               </w:rPr>
-              <w:t>Arquitecto de seguridad</w:t>
+              <w:t>Lideres desarrollo y arquitectura</w:t>
             </w:r>
           </w:p>
         </w:tc>
@@ -3331,7 +3322,7 @@
                 <w:sz w:val="20"/>
                 <w:szCs w:val="20"/>
               </w:rPr>
-              <w:t>QA Engineer</w:t>
+              <w:t>Lideres desarrollo y arquitectura</w:t>
             </w:r>
           </w:p>
         </w:tc>
@@ -3486,7 +3477,7 @@
                 <w:sz w:val="20"/>
                 <w:szCs w:val="20"/>
               </w:rPr>
-              <w:t>DevOps</w:t>
+              <w:t>Lideres desarrollo y arquitectura</w:t>
             </w:r>
           </w:p>
         </w:tc>
@@ -3662,6 +3653,7 @@
                 <w:sz w:val="20"/>
                 <w:szCs w:val="20"/>
               </w:rPr>
+              <w:lastRenderedPageBreak/>
               <w:t>ID</w:t>
             </w:r>
           </w:p>
@@ -4081,7 +4073,7 @@
                 <w:sz w:val="20"/>
                 <w:szCs w:val="20"/>
               </w:rPr>
-              <w:t>QA</w:t>
+              <w:t>Lideres desarrollo y arquitectura</w:t>
             </w:r>
           </w:p>
         </w:tc>
@@ -4152,7 +4144,6 @@
                 <w:sz w:val="20"/>
                 <w:szCs w:val="20"/>
               </w:rPr>
-              <w:lastRenderedPageBreak/>
               <w:t>CA-002</w:t>
             </w:r>
           </w:p>
@@ -4318,7 +4309,7 @@
                 <w:sz w:val="20"/>
                 <w:szCs w:val="20"/>
               </w:rPr>
-              <w:t>QA / Arquitecto</w:t>
+              <w:t>Lideres desarrollo y arquitectura</w:t>
             </w:r>
           </w:p>
         </w:tc>
@@ -4525,7 +4516,7 @@
                 <w:sz w:val="20"/>
                 <w:szCs w:val="20"/>
               </w:rPr>
-              <w:t>QA</w:t>
+              <w:t>Lideres desarrollo y arquitectura</w:t>
             </w:r>
           </w:p>
         </w:tc>
@@ -4736,7 +4727,7 @@
                 <w:sz w:val="20"/>
                 <w:szCs w:val="20"/>
               </w:rPr>
-              <w:t>QA / Dev</w:t>
+              <w:t>Lideres desarrollo y arquitectura</w:t>
             </w:r>
           </w:p>
         </w:tc>
@@ -4961,7 +4952,7 @@
                 <w:sz w:val="20"/>
                 <w:szCs w:val="20"/>
               </w:rPr>
-              <w:t>QA</w:t>
+              <w:t>Lideres desarrollo y arquitectura</w:t>
             </w:r>
           </w:p>
         </w:tc>
@@ -5057,6 +5048,7 @@
                 <w:sz w:val="20"/>
                 <w:szCs w:val="20"/>
               </w:rPr>
+              <w:lastRenderedPageBreak/>
               <w:t>CA-006</w:t>
             </w:r>
           </w:p>
@@ -5238,7 +5230,7 @@
                 <w:sz w:val="20"/>
                 <w:szCs w:val="20"/>
               </w:rPr>
-              <w:t>Diseñador / QA</w:t>
+              <w:t>Lideres desarrollo y arquitectura</w:t>
             </w:r>
           </w:p>
         </w:tc>
@@ -5309,7 +5301,6 @@
                 <w:sz w:val="20"/>
                 <w:szCs w:val="20"/>
               </w:rPr>
-              <w:lastRenderedPageBreak/>
               <w:t>CA-007</w:t>
             </w:r>
           </w:p>
@@ -5455,7 +5446,7 @@
                 <w:sz w:val="20"/>
                 <w:szCs w:val="20"/>
               </w:rPr>
-              <w:t>QA Performance</w:t>
+              <w:t>Lideres desarrollo y arquitectura</w:t>
             </w:r>
           </w:p>
         </w:tc>
@@ -5675,7 +5666,7 @@
                 <w:sz w:val="20"/>
                 <w:szCs w:val="20"/>
               </w:rPr>
-              <w:t>Arquitecto de seguridad</w:t>
+              <w:t>Lideres desarrollo y arquitectura</w:t>
             </w:r>
           </w:p>
         </w:tc>
@@ -5900,7 +5891,7 @@
                 <w:sz w:val="20"/>
                 <w:szCs w:val="20"/>
               </w:rPr>
-              <w:t>QA</w:t>
+              <w:t>Lideres desarrollo y arquitectura</w:t>
             </w:r>
           </w:p>
         </w:tc>
@@ -6145,7 +6136,7 @@
                 <w:sz w:val="20"/>
                 <w:szCs w:val="20"/>
               </w:rPr>
-              <w:t>QA / DBA</w:t>
+              <w:t>Lideres desarrollo y arquitectura</w:t>
             </w:r>
           </w:p>
         </w:tc>
@@ -6300,7 +6291,15 @@
                 <w:sz w:val="20"/>
                 <w:szCs w:val="20"/>
               </w:rPr>
-              <w:t xml:space="preserve"> permite replicación horizontal</w:t>
+              <w:t xml:space="preserve"> permite </w:t>
+            </w:r>
+            <w:r>
+              <w:rPr>
+                <w:sz w:val="20"/>
+                <w:szCs w:val="20"/>
+              </w:rPr>
+              <w:lastRenderedPageBreak/>
+              <w:t>replicación horizontal</w:t>
             </w:r>
           </w:p>
         </w:tc>
@@ -6334,6 +6333,7 @@
                 <w:sz w:val="20"/>
                 <w:szCs w:val="20"/>
               </w:rPr>
+              <w:lastRenderedPageBreak/>
               <w:t>Revisión de diseño + prueba con múltiples instancias</w:t>
             </w:r>
           </w:p>
@@ -6368,7 +6368,7 @@
                 <w:sz w:val="20"/>
                 <w:szCs w:val="20"/>
               </w:rPr>
-              <w:t>Arquitecto</w:t>
+              <w:t>Lideres desarrollo y arquitectura</w:t>
             </w:r>
           </w:p>
         </w:tc>
@@ -6509,15 +6509,7 @@
                 <w:sz w:val="20"/>
                 <w:szCs w:val="20"/>
               </w:rPr>
-              <w:t xml:space="preserve">Contraste adecuado y </w:t>
-            </w:r>
-            <w:r>
-              <w:rPr>
-                <w:sz w:val="20"/>
-                <w:szCs w:val="20"/>
-              </w:rPr>
-              <w:lastRenderedPageBreak/>
-              <w:t>navegación por teclado</w:t>
+              <w:t>Contraste adecuado y navegación por teclado</w:t>
             </w:r>
           </w:p>
         </w:tc>
@@ -6552,7 +6544,6 @@
                 <w:sz w:val="20"/>
                 <w:szCs w:val="20"/>
               </w:rPr>
-              <w:lastRenderedPageBreak/>
               <w:t xml:space="preserve">Lighthouse </w:t>
             </w:r>
             <w:proofErr w:type="spellStart"/>
@@ -6604,7 +6595,7 @@
                 <w:sz w:val="20"/>
                 <w:szCs w:val="20"/>
               </w:rPr>
-              <w:t>Diseñador / QA</w:t>
+              <w:t>Lideres desarrollo y arquitectura</w:t>
             </w:r>
           </w:p>
         </w:tc>
@@ -7272,6 +7263,7 @@
           <w:sz w:val="20"/>
           <w:szCs w:val="20"/>
         </w:rPr>
+        <w:lastRenderedPageBreak/>
         <w:t xml:space="preserve">Validaciones: </w:t>
       </w:r>
       <w:r>
@@ -7382,7 +7374,6 @@
           <w:sz w:val="20"/>
           <w:szCs w:val="20"/>
         </w:rPr>
-        <w:lastRenderedPageBreak/>
         <w:t xml:space="preserve">Manejo de excepciones: </w:t>
       </w:r>
       <w:proofErr w:type="spellStart"/>
@@ -8396,6 +8387,7 @@
                 <w:sz w:val="20"/>
                 <w:szCs w:val="20"/>
               </w:rPr>
+              <w:lastRenderedPageBreak/>
               <w:t>Capa</w:t>
             </w:r>
           </w:p>
@@ -8694,7 +8686,6 @@
                 <w:sz w:val="20"/>
                 <w:szCs w:val="20"/>
               </w:rPr>
-              <w:lastRenderedPageBreak/>
               <w:t>API / Controladores</w:t>
             </w:r>
           </w:p>
@@ -9601,6 +9592,7 @@
           <w:sz w:val="20"/>
           <w:szCs w:val="20"/>
         </w:rPr>
+        <w:lastRenderedPageBreak/>
         <w:t xml:space="preserve">README.md en raíz del proyecto y en </w:t>
       </w:r>
       <w:proofErr w:type="spellStart"/>
@@ -9741,7 +9733,6 @@
           <w:sz w:val="20"/>
           <w:szCs w:val="20"/>
         </w:rPr>
-        <w:lastRenderedPageBreak/>
         <w:t xml:space="preserve">CHANGELOG.md versionado siguiendo </w:t>
       </w:r>
       <w:proofErr w:type="spellStart"/>
@@ -10307,6 +10298,7 @@
           <w:sz w:val="22"/>
           <w:szCs w:val="22"/>
         </w:rPr>
+        <w:lastRenderedPageBreak/>
         <w:t>3.1 Enfoque de Desarrollo</w:t>
       </w:r>
     </w:p>
@@ -10373,7 +10365,6 @@
           <w:sz w:val="20"/>
           <w:szCs w:val="20"/>
         </w:rPr>
-        <w:lastRenderedPageBreak/>
         <w:t>El enfoque de implementación es incremental y modular: los módulos de infraestructura base (autenticación, base de datos, configuración de seguridad) se implementan en primer lugar, sobre los cuales se construyen los módulos funcionales. Esta estrategia reduce el riesgo técnico y permite la integración continua desde las primeras etapas.</w:t>
       </w:r>
     </w:p>
@@ -11514,6 +11505,7 @@
                 <w:sz w:val="20"/>
                 <w:szCs w:val="20"/>
               </w:rPr>
+              <w:lastRenderedPageBreak/>
               <w:t>Sprint 5</w:t>
             </w:r>
           </w:p>
@@ -11904,7 +11896,6 @@
                 <w:sz w:val="20"/>
                 <w:szCs w:val="20"/>
               </w:rPr>
-              <w:lastRenderedPageBreak/>
               <w:t>Sprint 7</w:t>
             </w:r>
           </w:p>
@@ -13105,6 +13096,7 @@
           <w:sz w:val="20"/>
           <w:szCs w:val="20"/>
         </w:rPr>
+        <w:lastRenderedPageBreak/>
         <w:t xml:space="preserve">3.3.1 Integración </w:t>
       </w:r>
       <w:proofErr w:type="spellStart"/>
@@ -13229,7 +13221,6 @@
           <w:sz w:val="20"/>
           <w:szCs w:val="20"/>
         </w:rPr>
-        <w:lastRenderedPageBreak/>
         <w:t xml:space="preserve">El flujo de integración sigue el siguiente patrón: el componente </w:t>
       </w:r>
       <w:proofErr w:type="spellStart"/>
@@ -14436,6 +14427,7 @@
           <w:sz w:val="22"/>
           <w:szCs w:val="22"/>
         </w:rPr>
+        <w:lastRenderedPageBreak/>
         <w:t>3.4 Gestión de Versiones</w:t>
       </w:r>
     </w:p>
@@ -14571,7 +14563,6 @@
           <w:sz w:val="20"/>
           <w:szCs w:val="20"/>
         </w:rPr>
-        <w:lastRenderedPageBreak/>
         <w:t xml:space="preserve">Convenciones de </w:t>
       </w:r>
       <w:proofErr w:type="spellStart"/>
@@ -15741,6 +15732,7 @@
                 <w:sz w:val="20"/>
                 <w:szCs w:val="20"/>
               </w:rPr>
+              <w:lastRenderedPageBreak/>
               <w:t>Sobrecarga de BD en consultas geoespaciales</w:t>
             </w:r>
           </w:p>
@@ -15925,7 +15917,6 @@
           <w:sz w:val="24"/>
           <w:szCs w:val="24"/>
         </w:rPr>
-        <w:lastRenderedPageBreak/>
         <w:t>4. Revisiones e Inspecciones de Código</w:t>
       </w:r>
     </w:p>
@@ -16239,6 +16230,7 @@
           <w:sz w:val="20"/>
           <w:szCs w:val="20"/>
         </w:rPr>
+        <w:lastRenderedPageBreak/>
         <w:t>4.2.3 Análisis Estático Automatizado</w:t>
       </w:r>
     </w:p>
@@ -16610,7 +16602,6 @@
           <w:sz w:val="22"/>
           <w:szCs w:val="22"/>
         </w:rPr>
-        <w:lastRenderedPageBreak/>
         <w:t>4.3 Proceso de Inspección</w:t>
       </w:r>
     </w:p>
@@ -16944,6 +16935,7 @@
                 <w:sz w:val="20"/>
                 <w:szCs w:val="20"/>
               </w:rPr>
+              <w:lastRenderedPageBreak/>
               <w:t>Rol</w:t>
             </w:r>
           </w:p>
@@ -17603,7 +17595,6 @@
                 <w:sz w:val="20"/>
                 <w:szCs w:val="20"/>
               </w:rPr>
-              <w:lastRenderedPageBreak/>
               <w:t>Arquitecto de Seguridad</w:t>
             </w:r>
           </w:p>
@@ -18242,6 +18233,7 @@
                 <w:sz w:val="20"/>
                 <w:szCs w:val="20"/>
               </w:rPr>
+              <w:lastRenderedPageBreak/>
               <w:t>2</w:t>
             </w:r>
           </w:p>
@@ -18973,7 +18965,6 @@
                 <w:sz w:val="20"/>
                 <w:szCs w:val="20"/>
               </w:rPr>
-              <w:lastRenderedPageBreak/>
               <w:t>6</w:t>
             </w:r>
           </w:p>
@@ -20545,6 +20536,7 @@
                 <w:sz w:val="20"/>
                 <w:szCs w:val="20"/>
               </w:rPr>
+              <w:lastRenderedPageBreak/>
               <w:t>14</w:t>
             </w:r>
           </w:p>
@@ -20927,15 +20919,7 @@
           <w:sz w:val="20"/>
           <w:szCs w:val="20"/>
         </w:rPr>
-        <w:t xml:space="preserve"> en sus pruebas unitarias documentadas arrojan los siguientes hallazgos: 75 casos de prueba ejecutados sobre los módulos de </w:t>
-      </w:r>
-      <w:r>
-        <w:rPr>
-          <w:sz w:val="20"/>
-          <w:szCs w:val="20"/>
-        </w:rPr>
-        <w:lastRenderedPageBreak/>
-        <w:t>Autenticación, JWT, Estaciones, Inventario, Compras, Favoritos, Alertas, Seguridad, Mapa y Tienda; resultado 75 PASS / 0 FAIL, alcanzando una cobertura funcional del 100% sobre los flujos identificados.</w:t>
+        <w:t xml:space="preserve"> en sus pruebas unitarias documentadas arrojan los siguientes hallazgos: 75 casos de prueba ejecutados sobre los módulos de Autenticación, JWT, Estaciones, Inventario, Compras, Favoritos, Alertas, Seguridad, Mapa y Tienda; resultado 75 PASS / 0 FAIL, alcanzando una cobertura funcional del 100% sobre los flujos identificados.</w:t>
       </w:r>
     </w:p>
     <w:p>
@@ -21136,6 +21120,7 @@
           <w:sz w:val="22"/>
           <w:szCs w:val="22"/>
         </w:rPr>
+        <w:lastRenderedPageBreak/>
         <w:t>5.2 Clasificación y Severidad de Defectos</w:t>
       </w:r>
     </w:p>
@@ -21573,7 +21558,6 @@
                 <w:sz w:val="20"/>
                 <w:szCs w:val="20"/>
               </w:rPr>
-              <w:lastRenderedPageBreak/>
               <w:t>S2</w:t>
             </w:r>
           </w:p>
@@ -22445,6 +22429,7 @@
                 <w:sz w:val="20"/>
                 <w:szCs w:val="20"/>
               </w:rPr>
+              <w:lastRenderedPageBreak/>
               <w:t>Estado</w:t>
             </w:r>
           </w:p>
@@ -22875,7 +22860,6 @@
                 <w:sz w:val="20"/>
                 <w:szCs w:val="20"/>
               </w:rPr>
-              <w:lastRenderedPageBreak/>
               <w:t>En progreso</w:t>
             </w:r>
           </w:p>
@@ -23730,6 +23714,7 @@
           <w:sz w:val="20"/>
           <w:szCs w:val="20"/>
         </w:rPr>
+        <w:lastRenderedPageBreak/>
         <w:t>Todo defecto debe registrarse en el sistema de seguimiento (</w:t>
       </w:r>
       <w:r>
@@ -23908,7 +23893,6 @@
           <w:sz w:val="22"/>
           <w:szCs w:val="22"/>
         </w:rPr>
-        <w:lastRenderedPageBreak/>
         <w:t>5.5 Ejemplos de Incidencias Relacionadas con el Proyecto</w:t>
       </w:r>
     </w:p>
@@ -25108,6 +25092,7 @@
                 <w:sz w:val="20"/>
                 <w:szCs w:val="20"/>
               </w:rPr>
+              <w:lastRenderedPageBreak/>
               <w:t>DEF-006</w:t>
             </w:r>
           </w:p>
@@ -25484,7 +25469,6 @@
                 <w:sz w:val="20"/>
                 <w:szCs w:val="20"/>
               </w:rPr>
-              <w:lastRenderedPageBreak/>
               <w:t>DEF-008</w:t>
             </w:r>
           </w:p>
@@ -26349,6 +26333,7 @@
                 <w:sz w:val="20"/>
                 <w:szCs w:val="20"/>
               </w:rPr>
+              <w:lastRenderedPageBreak/>
               <w:t xml:space="preserve">Test </w:t>
             </w:r>
             <w:proofErr w:type="spellStart"/>
@@ -26633,7 +26618,6 @@
           <w:sz w:val="20"/>
           <w:szCs w:val="20"/>
         </w:rPr>
-        <w:lastRenderedPageBreak/>
         <w:t xml:space="preserve">Pruebas unitarias continuas: </w:t>
       </w:r>
       <w:r>
@@ -27223,6 +27207,7 @@
                 <w:sz w:val="20"/>
                 <w:szCs w:val="20"/>
               </w:rPr>
+              <w:lastRenderedPageBreak/>
               <w:t>BCrypt</w:t>
             </w:r>
             <w:proofErr w:type="spellEnd"/>
@@ -27528,7 +27513,6 @@
                 <w:sz w:val="20"/>
                 <w:szCs w:val="20"/>
               </w:rPr>
-              <w:lastRenderedPageBreak/>
               <w:t xml:space="preserve">JPA (Java </w:t>
             </w:r>
             <w:proofErr w:type="spellStart"/>
@@ -28072,6 +28056,7 @@
           <w:sz w:val="20"/>
           <w:szCs w:val="20"/>
         </w:rPr>
+        <w:lastRenderedPageBreak/>
         <w:br/>
       </w:r>
     </w:p>
@@ -28190,15 +28175,7 @@
           <w:sz w:val="20"/>
           <w:szCs w:val="20"/>
         </w:rPr>
-        <w:t xml:space="preserve">— garantizan la coherencia del código, su mantenibilidad a largo plazo y la reducción del riesgo técnico. </w:t>
-      </w:r>
-      <w:r>
-        <w:rPr>
-          <w:sz w:val="20"/>
-          <w:szCs w:val="20"/>
-        </w:rPr>
-        <w:lastRenderedPageBreak/>
-        <w:t>La arquitectura por capas, la separación de responsabilidades y el modelo de seguridad basado en JWT y RBAC constituyen pilares sólidos sobre los cuales el sistema puede evolucionar y escalar.</w:t>
+        <w:t>— garantizan la coherencia del código, su mantenibilidad a largo plazo y la reducción del riesgo técnico. La arquitectura por capas, la separación de responsabilidades y el modelo de seguridad basado en JWT y RBAC constituyen pilares sólidos sobre los cuales el sistema puede evolucionar y escalar.</w:t>
       </w:r>
     </w:p>
     <w:p>
@@ -28409,6 +28386,7 @@
           <w:szCs w:val="20"/>
           <w:lang w:val="en-US"/>
         </w:rPr>
+        <w:lastRenderedPageBreak/>
         <w:t xml:space="preserve">Beck, K. (2002). Test-Driven Development: By Example. </w:t>
       </w:r>
       <w:r>
